--- a/downloads/documents/04 Units/Unit 01 - Nutrition and Wellness - Kitchen Skills and Smart Eating/Lesson 01.05 - Tools and Equipment.docx
+++ b/downloads/documents/04 Units/Unit 01 - Nutrition and Wellness - Kitchen Skills and Smart Eating/Lesson 01.05 - Tools and Equipment.docx
@@ -327,7 +327,7 @@
         <w:t xml:space="preserve">Vocabulary 01.md</w:t>
       </w:r>
       <w:r>
-        <w:t xml:space="preserve">) for Turkish, Portuguese, and Spanish.</w:t>
+        <w:t xml:space="preserve">) for Spanish.</w:t>
       </w:r>
     </w:p>
     <w:p>
@@ -1537,7 +1537,7 @@
         <w:pStyle w:val="Compact"/>
       </w:pPr>
       <w:r>
-        <w:t xml:space="preserve">ELL: the tool names on the slides have a picture each and the handout has a word bank with the Turkish, Portuguese, and Spanish words for the eighteen tools (see</w:t>
+        <w:t xml:space="preserve">ELL: the tool names on the slides have a picture each and the handout has a word bank with the Spanish words for the eighteen tools (see</w:t>
       </w:r>
       <w:r>
         <w:t xml:space="preserve"> </w:t>
@@ -1597,7 +1597,7 @@
         <w:pStyle w:val="Compact"/>
       </w:pPr>
       <w:r>
-        <w:t xml:space="preserve">UDL checkpoint used: multiple means of representation (the real tool on the tray, a photo on the slide, and a label in three languages) and multiple means of action and expression (matching, writing, or pointing at the drawer map).</w:t>
+        <w:t xml:space="preserve">UDL checkpoint used: multiple means of representation (the real tool on the tray, a photo on the slide, and a label in English and Spanish) and multiple means of action and expression (matching, writing, or pointing at the drawer map).</w:t>
       </w:r>
     </w:p>
     <w:p>

--- a/downloads/documents/04 Units/Unit 01 - Nutrition and Wellness - Kitchen Skills and Smart Eating/Lesson 01.05 - Tools and Equipment.docx
+++ b/downloads/documents/04 Units/Unit 01 - Nutrition and Wellness - Kitchen Skills and Smart Eating/Lesson 01.05 - Tools and Equipment.docx
@@ -490,7 +490,7 @@
         <w:pStyle w:val="Compact"/>
       </w:pPr>
       <w:r>
-        <w:t xml:space="preserve">Day 2, Tools Check, one per student (Part 4 of the handout; ten items, scored as daily work).</w:t>
+        <w:t xml:space="preserve">Day 2, Tools Check, one per student (the Tools Check page at the end of the handout; ten items, scored as daily work).</w:t>
       </w:r>
     </w:p>
     <w:p>
@@ -999,7 +999,7 @@
               <w:jc w:val="left"/>
             </w:pPr>
             <w:r>
-              <w:t xml:space="preserve">Follow along, label the parts on the diagram slide (drawn on their handout, Part 4 diagram), and repeat the three steps for each machine when asked.</w:t>
+              <w:t xml:space="preserve">Follow along, label the parts on the diagram slide (listed on their handout, Part 4), and repeat the three steps for each machine when asked.</w:t>
             </w:r>
           </w:p>
         </w:tc>

--- a/downloads/documents/04 Units/Unit 01 - Nutrition and Wellness - Kitchen Skills and Smart Eating/Lesson 01.05 - Tools and Equipment.docx
+++ b/downloads/documents/04 Units/Unit 01 - Nutrition and Wellness - Kitchen Skills and Smart Eating/Lesson 01.05 - Tools and Equipment.docx
@@ -252,7 +252,7 @@
         <w:pStyle w:val="Compact"/>
       </w:pPr>
       <w:r>
-        <w:t xml:space="preserve">(Low) Given a numbered tray or a photo, identify eighteen common kitchen tools and five kitchen machines by name and state the job of each.</w:t>
+        <w:t xml:space="preserve">(Low) Given a numbered tray or a photo, identify nineteen common kitchen tools and five kitchen machines by name and state the job of each.</w:t>
       </w:r>
     </w:p>
     <w:p>
@@ -349,7 +349,7 @@
         <w:pStyle w:val="Compact"/>
       </w:pPr>
       <w:r>
-        <w:t xml:space="preserve">Day 1, six tool ID stations, each with three tools laid out on a labeled tray with a number card at each tool (numbers 1 to 18). Station A: dry measuring cups (the nested set), liquid measuring cup (glass, with the pour spout), measuring spoons. Station B: mixing bowls (a small and a large), whisk, wooden spoon. Station C: rubber spatula, tongs, colander. Station D: cutting board, kitchen shears, can opener. Station E: peeler, grater, sheet pan. Station F: saucepan, skillet, oven mitt, food thermometer (four tools at this station).</w:t>
+        <w:t xml:space="preserve">Day 1, six tool ID stations, nineteen tools in all, each tool on a labeled tray with a number card (numbers 1 to 19; five trays hold three tools and Tray F holds four). Station A: dry measuring cups (the nested set), liquid measuring cup (glass, with the pour spout), measuring spoons. Station B: mixing bowls (a small and a large), whisk, wooden spoon. Station C: rubber spatula, tongs, colander. Station D: cutting board, kitchen shears, can opener. Station E: peeler, grater, sheet pan. Station F: saucepan, skillet, oven mitt, food thermometer (four tools at this station; the thermometer is number 19 and the answer to the Tray F card).</w:t>
       </w:r>
     </w:p>
     <w:p>
@@ -592,7 +592,7 @@
         <w:t xml:space="preserve">“</w:t>
       </w:r>
       <w:r>
-        <w:t xml:space="preserve">There are eighteen tools on the trays in this room. By the end of today you will know all eighteen, what they do, and which drawer they sleep in. Then I will hide them and you will find them.</w:t>
+        <w:t xml:space="preserve">There are nineteen tools on the trays in this room. By the end of today you will know all nineteen, what they do, and which drawer they sleep in. Then I will hide them and you will find them.</w:t>
       </w:r>
       <w:r>
         <w:t xml:space="preserve">”</w:t>
@@ -887,7 +887,7 @@
               <w:t xml:space="preserve">“</w:t>
             </w:r>
             <w:r>
-              <w:t xml:space="preserve">Every tool has a home. Find where each of the eighteen lives in your station. Draw it on the map.</w:t>
+              <w:t xml:space="preserve">Every tool has a home. Find where each of the nineteen lives in your station. Draw it on the map.</w:t>
             </w:r>
             <w:r>
               <w:t xml:space="preserve">”</w:t>
@@ -907,7 +907,7 @@
               <w:jc w:val="left"/>
             </w:pPr>
             <w:r>
-              <w:t xml:space="preserve">In their station team, open drawers and cabinets, find the eighteen tools, and mark each tool’s number on the station map (Part 2).</w:t>
+              <w:t xml:space="preserve">In their station team, open drawers and cabinets, find the nineteen tools, and mark each tool’s number on the station map (Part 2).</w:t>
             </w:r>
           </w:p>
         </w:tc>
@@ -1537,7 +1537,7 @@
         <w:pStyle w:val="Compact"/>
       </w:pPr>
       <w:r>
-        <w:t xml:space="preserve">ELL: the tool names on the slides have a picture each and the handout has a word bank with the Spanish words for the eighteen tools (see</w:t>
+        <w:t xml:space="preserve">ELL: the tool names on the slides have a picture each and the handout has a word bank with the Spanish words for the nineteen tools (see</w:t>
       </w:r>
       <w:r>
         <w:t xml:space="preserve"> </w:t>
@@ -1573,7 +1573,7 @@
         <w:pStyle w:val="Compact"/>
       </w:pPr>
       <w:r>
-        <w:t xml:space="preserve">Grade 6 support: twelve tools on the trays, not eighteen (drop can opener, peeler, grater, food thermometer, saucepan vs skillet contrast, and the second bowl); the drawer map is pre-labeled with drawer names.</w:t>
+        <w:t xml:space="preserve">Grade 6 support: fourteen tools on the trays, not nineteen (drop can opener, peeler, grater, food thermometer, and one of the saucepan and skillet pair, and put out one mixing bowl, not two); the drawer map is pre-labeled with drawer names.</w:t>
       </w:r>
     </w:p>
     <w:p>
@@ -1585,7 +1585,7 @@
         <w:pStyle w:val="Compact"/>
       </w:pPr>
       <w:r>
-        <w:t xml:space="preserve">Grade 8 stretch: students also sort the eighteen tools into the National FCS categories on the slide (processing, cooking, holding, storing, serving) and write one tool the room is missing and why it matters. On Day 2, the stretch team writes the safe procedure for a machine not in the room (an air fryer or an electric kettle).</w:t>
+        <w:t xml:space="preserve">Grade 8 stretch: students also sort the nineteen tools into the National FCS categories on the slide (processing, cooking, holding, storing, serving) and write one tool the room is missing and why it matters. On Day 2, the stretch team writes the safe procedure for a machine not in the room (an air fryer or an electric kettle).</w:t>
       </w:r>
     </w:p>
     <w:p>
@@ -1627,7 +1627,7 @@
         <w:t xml:space="preserve"> </w:t>
       </w:r>
       <w:r>
-        <w:t xml:space="preserve">task: teams draw where the eighteen tools should live in a kitchen and defend it. The equipment walk uses the labeled diagrams on the slides; the blender demo runs at a table with any outlet.</w:t>
+        <w:t xml:space="preserve">task: teams draw where the nineteen tools should live in a kitchen and defend it. The equipment walk uses the labeled diagrams on the slides; the blender demo runs at a table with any outlet.</w:t>
       </w:r>
     </w:p>
     <w:p>
